--- a/Projektsteckbrief FML.docx
+++ b/Projektsteckbrief FML.docx
@@ -693,7 +693,17 @@
             <w:tcW w:w="0" w:type="auto"/>
             <w:vAlign w:val="center"/>
           </w:tcPr>
-          <w:p/>
+          <w:p>
+            <w:r>
+              <w:t xml:space="preserve">Sensorausfälle, </w:t>
+            </w:r>
+            <w:r>
+              <w:t>Probleme Datenübertragung, Fehlerhafter Code, Abhängigkeit der Hardwar</w:t>
+            </w:r>
+            <w:r>
+              <w:t>e</w:t>
+            </w:r>
+          </w:p>
         </w:tc>
       </w:tr>
       <w:tr>
@@ -723,7 +733,14 @@
             <w:tcW w:w="0" w:type="auto"/>
             <w:vAlign w:val="center"/>
           </w:tcPr>
-          <w:p/>
+          <w:p>
+            <w:r>
+              <w:t xml:space="preserve">Hardware rechtzeitig zur Verfügung, Messdaten ausreichend verfügbar, </w:t>
+            </w:r>
+            <w:r>
+              <w:t>Schnittstellen funktionieren, keine weiteren Genehmigungen notwendig</w:t>
+            </w:r>
+          </w:p>
         </w:tc>
       </w:tr>
       <w:tr>
@@ -753,7 +770,14 @@
             <w:tcW w:w="0" w:type="auto"/>
             <w:vAlign w:val="center"/>
           </w:tcPr>
-          <w:p/>
+          <w:p>
+            <w:r>
+              <w:t xml:space="preserve">CSV-Datensatz, </w:t>
+            </w:r>
+            <w:r>
+              <w:t>Diagramme, Matrix, Flutter</w:t>
+            </w:r>
+          </w:p>
         </w:tc>
       </w:tr>
     </w:tbl>
@@ -1463,6 +1487,7 @@
   <w:style w:type="character" w:default="1" w:styleId="Absatz-Standardschriftart">
     <w:name w:val="Default Paragraph Font"/>
     <w:uiPriority w:val="1"/>
+    <w:semiHidden/>
     <w:unhideWhenUsed/>
   </w:style>
   <w:style w:type="table" w:default="1" w:styleId="NormaleTabelle">
